--- a/📝文章/20260819/周三002_马竞vs马拉加_头条版.docx
+++ b/📝文章/20260819/周三002_马竞vs马拉加_头条版.docx
@@ -631,7 +631,7 @@
           <w:color w:val="888888"/>
           <w:sz w:val="18"/>
         </w:rPr>
-        <w:t>行文仓促，里面的图片和数据都是从官方渠道和权威媒体上整过来的，侵删。这都是我个人图一乐的瞎琢磨，千万别当真，理智看球、远离赌博才是正道。</w:t>
+        <w:t>纯属个人瞎琢磨，理性看球，远离赌博。</w:t>
       </w:r>
     </w:p>
     <w:sectPr>
